--- a/Fase 1/Evidencias Individuales/Mateluna_Benjamin_1.3_APT122_AutoevaluacionFase1.docx
+++ b/Fase 1/Evidencias Individuales/Mateluna_Benjamin_1.3_APT122_AutoevaluacionFase1.docx
@@ -44,7 +44,7 @@
     </w:p>
     <w:p>
       <w:pPr>
-        <w:pStyle w:val="Footer"/>
+        <w:pStyle w:val="Piedepgina"/>
         <w:tabs>
           <w:tab w:val="clear" w:pos="4419"/>
           <w:tab w:val="clear" w:pos="8838"/>
@@ -154,7 +154,7 @@
           </w:tcPr>
           <w:p>
             <w:pPr>
-              <w:pStyle w:val="Footer"/>
+              <w:pStyle w:val="Piedepgina"/>
               <w:jc w:val="center"/>
               <w:rPr>
                 <w:rFonts w:asciiTheme="minorHAnsi" w:eastAsiaTheme="minorEastAsia" w:hAnsiTheme="minorHAnsi" w:cstheme="minorBidi"/>
@@ -186,7 +186,7 @@
           </w:tcPr>
           <w:p>
             <w:pPr>
-              <w:pStyle w:val="Footer"/>
+              <w:pStyle w:val="Piedepgina"/>
               <w:jc w:val="center"/>
               <w:rPr>
                 <w:rFonts w:asciiTheme="minorHAnsi" w:eastAsiaTheme="minorEastAsia" w:hAnsiTheme="minorHAnsi" w:cstheme="minorBidi"/>
@@ -218,7 +218,7 @@
           </w:tcPr>
           <w:p>
             <w:pPr>
-              <w:pStyle w:val="Footer"/>
+              <w:pStyle w:val="Piedepgina"/>
               <w:jc w:val="center"/>
               <w:rPr>
                 <w:rFonts w:asciiTheme="minorHAnsi" w:eastAsiaTheme="minorEastAsia" w:hAnsiTheme="minorHAnsi" w:cstheme="minorBidi"/>
@@ -250,7 +250,7 @@
           </w:tcPr>
           <w:p>
             <w:pPr>
-              <w:pStyle w:val="Footer"/>
+              <w:pStyle w:val="Piedepgina"/>
               <w:jc w:val="center"/>
               <w:rPr>
                 <w:rFonts w:asciiTheme="minorHAnsi" w:eastAsiaTheme="minorEastAsia" w:hAnsiTheme="minorHAnsi" w:cstheme="minorBidi"/>
@@ -298,7 +298,7 @@
           </w:tcPr>
           <w:p>
             <w:pPr>
-              <w:pStyle w:val="Footer"/>
+              <w:pStyle w:val="Piedepgina"/>
               <w:spacing w:before="120" w:after="120"/>
               <w:jc w:val="center"/>
               <w:rPr>
@@ -330,7 +330,7 @@
           </w:tcPr>
           <w:p>
             <w:pPr>
-              <w:pStyle w:val="Footer"/>
+              <w:pStyle w:val="Piedepgina"/>
               <w:spacing w:before="120" w:after="120"/>
               <w:jc w:val="center"/>
             </w:pPr>
@@ -357,7 +357,7 @@
           </w:tcPr>
           <w:p>
             <w:pPr>
-              <w:pStyle w:val="Footer"/>
+              <w:pStyle w:val="Piedepgina"/>
               <w:tabs>
                 <w:tab w:val="clear" w:pos="4419"/>
                 <w:tab w:val="clear" w:pos="8838"/>
@@ -396,7 +396,7 @@
           </w:tcPr>
           <w:p>
             <w:pPr>
-              <w:pStyle w:val="Footer"/>
+              <w:pStyle w:val="Piedepgina"/>
               <w:spacing w:before="120" w:after="120"/>
               <w:jc w:val="center"/>
               <w:rPr>
@@ -427,7 +427,7 @@
     </w:tbl>
     <w:p>
       <w:pPr>
-        <w:pStyle w:val="Footer"/>
+        <w:pStyle w:val="Piedepgina"/>
         <w:tabs>
           <w:tab w:val="clear" w:pos="4419"/>
           <w:tab w:val="clear" w:pos="8838"/>
@@ -444,7 +444,7 @@
     </w:p>
     <w:p>
       <w:pPr>
-        <w:pStyle w:val="ListParagraph"/>
+        <w:pStyle w:val="Prrafodelista"/>
         <w:numPr>
           <w:ilvl w:val="0"/>
           <w:numId w:val="27"/>
@@ -476,7 +476,7 @@
     </w:p>
     <w:tbl>
       <w:tblPr>
-        <w:tblStyle w:val="TableGrid"/>
+        <w:tblStyle w:val="Tablaconcuadrcula"/>
         <w:tblW w:w="0" w:type="auto"/>
         <w:tblLook w:val="04A0" w:firstRow="1" w:lastRow="0" w:firstColumn="1" w:lastColumn="0" w:noHBand="0" w:noVBand="1"/>
       </w:tblPr>
@@ -503,7 +503,7 @@
           </w:tcPr>
           <w:p>
             <w:pPr>
-              <w:pStyle w:val="Footer"/>
+              <w:pStyle w:val="Piedepgina"/>
               <w:spacing w:before="120" w:after="120"/>
               <w:jc w:val="center"/>
               <w:rPr>
@@ -531,7 +531,7 @@
           </w:tcPr>
           <w:p>
             <w:pPr>
-              <w:pStyle w:val="Footer"/>
+              <w:pStyle w:val="Piedepgina"/>
               <w:tabs>
                 <w:tab w:val="clear" w:pos="4419"/>
                 <w:tab w:val="clear" w:pos="8838"/>
@@ -573,7 +573,7 @@
           </w:tcPr>
           <w:p>
             <w:pPr>
-              <w:pStyle w:val="Footer"/>
+              <w:pStyle w:val="Piedepgina"/>
               <w:tabs>
                 <w:tab w:val="clear" w:pos="4419"/>
                 <w:tab w:val="clear" w:pos="8838"/>
@@ -604,7 +604,7 @@
           </w:tcPr>
           <w:p>
             <w:pPr>
-              <w:pStyle w:val="Footer"/>
+              <w:pStyle w:val="Piedepgina"/>
               <w:tabs>
                 <w:tab w:val="clear" w:pos="4419"/>
                 <w:tab w:val="clear" w:pos="8838"/>
@@ -636,7 +636,7 @@
           </w:tcPr>
           <w:p>
             <w:pPr>
-              <w:pStyle w:val="Footer"/>
+              <w:pStyle w:val="Piedepgina"/>
               <w:tabs>
                 <w:tab w:val="clear" w:pos="4419"/>
                 <w:tab w:val="clear" w:pos="8838"/>
@@ -678,7 +678,7 @@
           </w:tcPr>
           <w:p>
             <w:pPr>
-              <w:pStyle w:val="Footer"/>
+              <w:pStyle w:val="Piedepgina"/>
               <w:tabs>
                 <w:tab w:val="clear" w:pos="4419"/>
                 <w:tab w:val="clear" w:pos="8838"/>
@@ -709,7 +709,7 @@
           </w:tcPr>
           <w:p>
             <w:pPr>
-              <w:pStyle w:val="Footer"/>
+              <w:pStyle w:val="Piedepgina"/>
               <w:tabs>
                 <w:tab w:val="clear" w:pos="4419"/>
                 <w:tab w:val="clear" w:pos="8838"/>
@@ -752,7 +752,7 @@
           </w:tcPr>
           <w:p>
             <w:pPr>
-              <w:pStyle w:val="Footer"/>
+              <w:pStyle w:val="Piedepgina"/>
               <w:tabs>
                 <w:tab w:val="clear" w:pos="4419"/>
                 <w:tab w:val="clear" w:pos="8838"/>
@@ -785,7 +785,7 @@
     </w:tbl>
     <w:p>
       <w:pPr>
-        <w:pStyle w:val="Footer"/>
+        <w:pStyle w:val="Piedepgina"/>
         <w:tabs>
           <w:tab w:val="clear" w:pos="4419"/>
           <w:tab w:val="clear" w:pos="8838"/>
@@ -803,7 +803,7 @@
     </w:p>
     <w:p>
       <w:pPr>
-        <w:pStyle w:val="ListParagraph"/>
+        <w:pStyle w:val="Prrafodelista"/>
         <w:numPr>
           <w:ilvl w:val="0"/>
           <w:numId w:val="27"/>
@@ -835,7 +835,7 @@
     </w:p>
     <w:tbl>
       <w:tblPr>
-        <w:tblStyle w:val="TableGrid"/>
+        <w:tblStyle w:val="Tablaconcuadrcula"/>
         <w:tblW w:w="5000" w:type="pct"/>
         <w:tblBorders>
           <w:top w:val="single" w:sz="4" w:space="0" w:color="7F7F7F" w:themeColor="text1" w:themeTint="80"/>
@@ -866,7 +866,7 @@
           </w:tcPr>
           <w:p>
             <w:pPr>
-              <w:pStyle w:val="Footer"/>
+              <w:pStyle w:val="Piedepgina"/>
               <w:tabs>
                 <w:tab w:val="clear" w:pos="4419"/>
                 <w:tab w:val="clear" w:pos="8838"/>
@@ -907,7 +907,7 @@
           </w:tcPr>
           <w:p>
             <w:pPr>
-              <w:pStyle w:val="Footer"/>
+              <w:pStyle w:val="Piedepgina"/>
               <w:tabs>
                 <w:tab w:val="clear" w:pos="4419"/>
                 <w:tab w:val="clear" w:pos="8838"/>
@@ -948,7 +948,7 @@
           </w:tcPr>
           <w:p>
             <w:pPr>
-              <w:pStyle w:val="Footer"/>
+              <w:pStyle w:val="Piedepgina"/>
               <w:tabs>
                 <w:tab w:val="clear" w:pos="4419"/>
                 <w:tab w:val="clear" w:pos="8838"/>
@@ -980,7 +980,7 @@
           </w:tcPr>
           <w:p>
             <w:pPr>
-              <w:pStyle w:val="Footer"/>
+              <w:pStyle w:val="Piedepgina"/>
               <w:tabs>
                 <w:tab w:val="clear" w:pos="4419"/>
                 <w:tab w:val="clear" w:pos="8838"/>
@@ -1011,7 +1011,7 @@
           </w:tcPr>
           <w:p>
             <w:pPr>
-              <w:pStyle w:val="Footer"/>
+              <w:pStyle w:val="Piedepgina"/>
               <w:tabs>
                 <w:tab w:val="clear" w:pos="4419"/>
                 <w:tab w:val="clear" w:pos="8838"/>
@@ -1115,7 +1115,7 @@
           </w:p>
           <w:p>
             <w:pPr>
-              <w:pStyle w:val="Footer"/>
+              <w:pStyle w:val="Piedepgina"/>
               <w:tabs>
                 <w:tab w:val="clear" w:pos="4419"/>
                 <w:tab w:val="clear" w:pos="8838"/>
@@ -1142,7 +1142,7 @@
           </w:tcPr>
           <w:p>
             <w:pPr>
-              <w:pStyle w:val="Footer"/>
+              <w:pStyle w:val="Piedepgina"/>
               <w:tabs>
                 <w:tab w:val="clear" w:pos="4419"/>
                 <w:tab w:val="clear" w:pos="8838"/>
@@ -1170,7 +1170,7 @@
           </w:tcPr>
           <w:p>
             <w:pPr>
-              <w:pStyle w:val="Footer"/>
+              <w:pStyle w:val="Piedepgina"/>
               <w:tabs>
                 <w:tab w:val="clear" w:pos="4419"/>
                 <w:tab w:val="clear" w:pos="8838"/>
@@ -1197,7 +1197,7 @@
           </w:tcPr>
           <w:p>
             <w:pPr>
-              <w:pStyle w:val="Footer"/>
+              <w:pStyle w:val="Piedepgina"/>
               <w:tabs>
                 <w:tab w:val="clear" w:pos="4419"/>
                 <w:tab w:val="clear" w:pos="8838"/>
@@ -1266,7 +1266,7 @@
           </w:tcPr>
           <w:p>
             <w:pPr>
-              <w:pStyle w:val="Footer"/>
+              <w:pStyle w:val="Piedepgina"/>
               <w:tabs>
                 <w:tab w:val="clear" w:pos="4419"/>
                 <w:tab w:val="clear" w:pos="8838"/>
@@ -1294,7 +1294,7 @@
           </w:tcPr>
           <w:p>
             <w:pPr>
-              <w:pStyle w:val="Footer"/>
+              <w:pStyle w:val="Piedepgina"/>
               <w:tabs>
                 <w:tab w:val="clear" w:pos="4419"/>
                 <w:tab w:val="clear" w:pos="8838"/>
@@ -1315,7 +1315,7 @@
           </w:tcPr>
           <w:p>
             <w:pPr>
-              <w:pStyle w:val="Footer"/>
+              <w:pStyle w:val="Piedepgina"/>
               <w:tabs>
                 <w:tab w:val="clear" w:pos="4419"/>
                 <w:tab w:val="clear" w:pos="8838"/>
@@ -1384,7 +1384,7 @@
           </w:tcPr>
           <w:p>
             <w:pPr>
-              <w:pStyle w:val="Footer"/>
+              <w:pStyle w:val="Piedepgina"/>
               <w:tabs>
                 <w:tab w:val="clear" w:pos="4419"/>
                 <w:tab w:val="clear" w:pos="8838"/>
@@ -1412,7 +1412,7 @@
           </w:tcPr>
           <w:p>
             <w:pPr>
-              <w:pStyle w:val="Footer"/>
+              <w:pStyle w:val="Piedepgina"/>
               <w:tabs>
                 <w:tab w:val="clear" w:pos="4419"/>
                 <w:tab w:val="clear" w:pos="8838"/>
@@ -1433,7 +1433,7 @@
           </w:tcPr>
           <w:p>
             <w:pPr>
-              <w:pStyle w:val="Footer"/>
+              <w:pStyle w:val="Piedepgina"/>
               <w:tabs>
                 <w:tab w:val="clear" w:pos="4419"/>
                 <w:tab w:val="clear" w:pos="8838"/>
@@ -1502,7 +1502,7 @@
           </w:tcPr>
           <w:p>
             <w:pPr>
-              <w:pStyle w:val="Footer"/>
+              <w:pStyle w:val="Piedepgina"/>
               <w:tabs>
                 <w:tab w:val="clear" w:pos="4419"/>
                 <w:tab w:val="clear" w:pos="8838"/>
@@ -1530,7 +1530,7 @@
           </w:tcPr>
           <w:p>
             <w:pPr>
-              <w:pStyle w:val="Footer"/>
+              <w:pStyle w:val="Piedepgina"/>
               <w:tabs>
                 <w:tab w:val="clear" w:pos="4419"/>
                 <w:tab w:val="clear" w:pos="8838"/>
@@ -1551,7 +1551,7 @@
           </w:tcPr>
           <w:p>
             <w:pPr>
-              <w:pStyle w:val="Footer"/>
+              <w:pStyle w:val="Piedepgina"/>
               <w:tabs>
                 <w:tab w:val="clear" w:pos="4419"/>
                 <w:tab w:val="clear" w:pos="8838"/>
@@ -1587,7 +1587,7 @@
           </w:tcPr>
           <w:p>
             <w:pPr>
-              <w:pStyle w:val="Footer"/>
+              <w:pStyle w:val="Piedepgina"/>
               <w:tabs>
                 <w:tab w:val="clear" w:pos="4419"/>
                 <w:tab w:val="clear" w:pos="8838"/>
@@ -1608,7 +1608,7 @@
           </w:tcPr>
           <w:p>
             <w:pPr>
-              <w:pStyle w:val="Footer"/>
+              <w:pStyle w:val="Piedepgina"/>
               <w:tabs>
                 <w:tab w:val="clear" w:pos="4419"/>
                 <w:tab w:val="clear" w:pos="8838"/>
@@ -1644,7 +1644,7 @@
           </w:tcPr>
           <w:p>
             <w:pPr>
-              <w:pStyle w:val="Footer"/>
+              <w:pStyle w:val="Piedepgina"/>
               <w:tabs>
                 <w:tab w:val="clear" w:pos="4419"/>
                 <w:tab w:val="clear" w:pos="8838"/>
@@ -1672,7 +1672,7 @@
           </w:tcPr>
           <w:p>
             <w:pPr>
-              <w:pStyle w:val="Footer"/>
+              <w:pStyle w:val="Piedepgina"/>
               <w:jc w:val="center"/>
               <w:rPr>
                 <w:rFonts w:asciiTheme="minorHAnsi" w:eastAsiaTheme="minorEastAsia" w:hAnsiTheme="minorHAnsi" w:cstheme="minorBidi"/>
@@ -1695,7 +1695,7 @@
           </w:tcPr>
           <w:p>
             <w:pPr>
-              <w:pStyle w:val="Footer"/>
+              <w:pStyle w:val="Piedepgina"/>
               <w:tabs>
                 <w:tab w:val="clear" w:pos="4419"/>
                 <w:tab w:val="clear" w:pos="8838"/>
@@ -1731,7 +1731,7 @@
           </w:tcPr>
           <w:p>
             <w:pPr>
-              <w:pStyle w:val="Footer"/>
+              <w:pStyle w:val="Piedepgina"/>
               <w:tabs>
                 <w:tab w:val="clear" w:pos="4419"/>
                 <w:tab w:val="clear" w:pos="8838"/>
@@ -1752,7 +1752,7 @@
           </w:tcPr>
           <w:p>
             <w:pPr>
-              <w:pStyle w:val="Footer"/>
+              <w:pStyle w:val="Piedepgina"/>
               <w:tabs>
                 <w:tab w:val="clear" w:pos="4419"/>
                 <w:tab w:val="clear" w:pos="8838"/>
@@ -1772,7 +1772,7 @@
           </w:tcPr>
           <w:p>
             <w:pPr>
-              <w:pStyle w:val="Footer"/>
+              <w:pStyle w:val="Piedepgina"/>
               <w:tabs>
                 <w:tab w:val="clear" w:pos="4419"/>
                 <w:tab w:val="clear" w:pos="8838"/>
@@ -1800,7 +1800,7 @@
           </w:tcPr>
           <w:p>
             <w:pPr>
-              <w:pStyle w:val="Footer"/>
+              <w:pStyle w:val="Piedepgina"/>
               <w:jc w:val="center"/>
               <w:rPr>
                 <w:rFonts w:ascii="Calibri" w:hAnsi="Calibri" w:cs="Calibri"/>
@@ -1817,7 +1817,7 @@
           </w:tcPr>
           <w:p>
             <w:pPr>
-              <w:pStyle w:val="Footer"/>
+              <w:pStyle w:val="Piedepgina"/>
               <w:tabs>
                 <w:tab w:val="clear" w:pos="4419"/>
                 <w:tab w:val="clear" w:pos="8838"/>
@@ -1853,7 +1853,7 @@
           </w:tcPr>
           <w:p>
             <w:pPr>
-              <w:pStyle w:val="Footer"/>
+              <w:pStyle w:val="Piedepgina"/>
               <w:tabs>
                 <w:tab w:val="clear" w:pos="4419"/>
                 <w:tab w:val="clear" w:pos="8838"/>
@@ -1874,7 +1874,7 @@
           </w:tcPr>
           <w:p>
             <w:pPr>
-              <w:pStyle w:val="Footer"/>
+              <w:pStyle w:val="Piedepgina"/>
               <w:tabs>
                 <w:tab w:val="clear" w:pos="4419"/>
                 <w:tab w:val="clear" w:pos="8838"/>
@@ -1892,14 +1892,32 @@
                 <w:bCs/>
                 <w:color w:val="3B3838" w:themeColor="background2" w:themeShade="40"/>
               </w:rPr>
-              <w:t xml:space="preserve">IL 1.3  </w:t>
-            </w:r>
-            <w:r>
-              <w:rPr>
-                <w:rFonts w:asciiTheme="minorHAnsi" w:eastAsiaTheme="minorEastAsia" w:hAnsiTheme="minorHAnsi" w:cstheme="minorBidi"/>
+              <w:t xml:space="preserve">IL </w:t>
+            </w:r>
+            <w:proofErr w:type="gramStart"/>
+            <w:r>
+              <w:rPr>
+                <w:rFonts w:asciiTheme="minorHAnsi" w:eastAsiaTheme="minorEastAsia" w:hAnsiTheme="minorHAnsi" w:cstheme="minorBidi"/>
+                <w:b/>
+                <w:bCs/>
                 <w:color w:val="3B3838" w:themeColor="background2" w:themeShade="40"/>
               </w:rPr>
-              <w:t>Establece un plan de trabajo para su Proyecto APT y evidencias que permiten cumplir los objetivos propuestos, considerando recursos y tiempos pertinentes para el desarrollo de las actividades en el periodo académico establecido.</w:t>
+              <w:t xml:space="preserve">1.3  </w:t>
+            </w:r>
+            <w:r>
+              <w:rPr>
+                <w:rFonts w:asciiTheme="minorHAnsi" w:eastAsiaTheme="minorEastAsia" w:hAnsiTheme="minorHAnsi" w:cstheme="minorBidi"/>
+                <w:color w:val="3B3838" w:themeColor="background2" w:themeShade="40"/>
+              </w:rPr>
+              <w:t>Establece</w:t>
+            </w:r>
+            <w:proofErr w:type="gramEnd"/>
+            <w:r>
+              <w:rPr>
+                <w:rFonts w:asciiTheme="minorHAnsi" w:eastAsiaTheme="minorEastAsia" w:hAnsiTheme="minorHAnsi" w:cstheme="minorBidi"/>
+                <w:color w:val="3B3838" w:themeColor="background2" w:themeShade="40"/>
+              </w:rPr>
+              <w:t xml:space="preserve"> un plan de trabajo para su Proyecto APT y evidencias que permiten cumplir los objetivos propuestos, considerando recursos y tiempos pertinentes para el desarrollo de las actividades en el periodo académico establecido.</w:t>
             </w:r>
           </w:p>
         </w:tc>
@@ -1910,7 +1928,7 @@
           </w:tcPr>
           <w:p>
             <w:pPr>
-              <w:pStyle w:val="Footer"/>
+              <w:pStyle w:val="Piedepgina"/>
               <w:tabs>
                 <w:tab w:val="clear" w:pos="4419"/>
                 <w:tab w:val="clear" w:pos="8838"/>
@@ -1938,7 +1956,7 @@
           </w:tcPr>
           <w:p>
             <w:pPr>
-              <w:pStyle w:val="Footer"/>
+              <w:pStyle w:val="Piedepgina"/>
               <w:jc w:val="center"/>
               <w:rPr>
                 <w:rFonts w:asciiTheme="minorHAnsi" w:eastAsiaTheme="minorEastAsia" w:hAnsiTheme="minorHAnsi" w:cstheme="minorBidi"/>
@@ -1961,7 +1979,7 @@
           </w:tcPr>
           <w:p>
             <w:pPr>
-              <w:pStyle w:val="Footer"/>
+              <w:pStyle w:val="Piedepgina"/>
               <w:tabs>
                 <w:tab w:val="clear" w:pos="4419"/>
                 <w:tab w:val="clear" w:pos="8838"/>
@@ -1997,7 +2015,7 @@
           </w:tcPr>
           <w:p>
             <w:pPr>
-              <w:pStyle w:val="Footer"/>
+              <w:pStyle w:val="Piedepgina"/>
               <w:tabs>
                 <w:tab w:val="clear" w:pos="4419"/>
                 <w:tab w:val="clear" w:pos="8838"/>
@@ -2018,7 +2036,7 @@
           </w:tcPr>
           <w:p>
             <w:pPr>
-              <w:pStyle w:val="Footer"/>
+              <w:pStyle w:val="Piedepgina"/>
               <w:tabs>
                 <w:tab w:val="clear" w:pos="4419"/>
                 <w:tab w:val="clear" w:pos="8838"/>
@@ -2038,7 +2056,7 @@
           </w:tcPr>
           <w:p>
             <w:pPr>
-              <w:pStyle w:val="Footer"/>
+              <w:pStyle w:val="Piedepgina"/>
               <w:tabs>
                 <w:tab w:val="clear" w:pos="4419"/>
                 <w:tab w:val="clear" w:pos="8838"/>
@@ -2066,7 +2084,7 @@
           </w:tcPr>
           <w:p>
             <w:pPr>
-              <w:pStyle w:val="Footer"/>
+              <w:pStyle w:val="Piedepgina"/>
               <w:jc w:val="center"/>
               <w:rPr>
                 <w:rFonts w:ascii="Calibri" w:hAnsi="Calibri" w:cs="Calibri"/>
@@ -2083,7 +2101,7 @@
           </w:tcPr>
           <w:p>
             <w:pPr>
-              <w:pStyle w:val="Footer"/>
+              <w:pStyle w:val="Piedepgina"/>
               <w:tabs>
                 <w:tab w:val="clear" w:pos="4419"/>
                 <w:tab w:val="clear" w:pos="8838"/>
@@ -2119,7 +2137,7 @@
           </w:tcPr>
           <w:p>
             <w:pPr>
-              <w:pStyle w:val="Footer"/>
+              <w:pStyle w:val="Piedepgina"/>
               <w:tabs>
                 <w:tab w:val="clear" w:pos="4419"/>
                 <w:tab w:val="clear" w:pos="8838"/>
@@ -2160,7 +2178,7 @@
           </w:p>
           <w:p>
             <w:pPr>
-              <w:pStyle w:val="Footer"/>
+              <w:pStyle w:val="Piedepgina"/>
               <w:tabs>
                 <w:tab w:val="clear" w:pos="4419"/>
                 <w:tab w:val="clear" w:pos="8838"/>
@@ -2187,7 +2205,7 @@
           </w:tcPr>
           <w:p>
             <w:pPr>
-              <w:pStyle w:val="Footer"/>
+              <w:pStyle w:val="Piedepgina"/>
               <w:tabs>
                 <w:tab w:val="clear" w:pos="4419"/>
                 <w:tab w:val="clear" w:pos="8838"/>
@@ -2215,7 +2233,7 @@
           </w:tcPr>
           <w:p>
             <w:pPr>
-              <w:pStyle w:val="Footer"/>
+              <w:pStyle w:val="Piedepgina"/>
               <w:jc w:val="center"/>
               <w:rPr>
                 <w:rFonts w:asciiTheme="minorHAnsi" w:eastAsiaTheme="minorEastAsia" w:hAnsiTheme="minorHAnsi" w:cstheme="minorBidi"/>
@@ -2238,7 +2256,7 @@
           </w:tcPr>
           <w:p>
             <w:pPr>
-              <w:pStyle w:val="Footer"/>
+              <w:pStyle w:val="Piedepgina"/>
               <w:tabs>
                 <w:tab w:val="clear" w:pos="4419"/>
                 <w:tab w:val="clear" w:pos="8838"/>
@@ -2274,7 +2292,7 @@
           </w:tcPr>
           <w:p>
             <w:pPr>
-              <w:pStyle w:val="Footer"/>
+              <w:pStyle w:val="Piedepgina"/>
               <w:tabs>
                 <w:tab w:val="clear" w:pos="4419"/>
                 <w:tab w:val="clear" w:pos="8838"/>
@@ -2310,7 +2328,7 @@
           </w:tcPr>
           <w:p>
             <w:pPr>
-              <w:pStyle w:val="Footer"/>
+              <w:pStyle w:val="Piedepgina"/>
               <w:tabs>
                 <w:tab w:val="clear" w:pos="4419"/>
                 <w:tab w:val="clear" w:pos="8838"/>
@@ -2338,7 +2356,7 @@
           </w:tcPr>
           <w:p>
             <w:pPr>
-              <w:pStyle w:val="Footer"/>
+              <w:pStyle w:val="Piedepgina"/>
               <w:jc w:val="center"/>
               <w:rPr>
                 <w:rFonts w:ascii="Calibri" w:hAnsi="Calibri" w:cs="Calibri"/>
@@ -2355,7 +2373,7 @@
           </w:tcPr>
           <w:p>
             <w:pPr>
-              <w:pStyle w:val="Footer"/>
+              <w:pStyle w:val="Piedepgina"/>
               <w:tabs>
                 <w:tab w:val="clear" w:pos="4419"/>
                 <w:tab w:val="clear" w:pos="8838"/>
@@ -2394,7 +2412,7 @@
           </w:tcPr>
           <w:p>
             <w:pPr>
-              <w:pStyle w:val="Footer"/>
+              <w:pStyle w:val="Piedepgina"/>
               <w:tabs>
                 <w:tab w:val="clear" w:pos="4419"/>
                 <w:tab w:val="clear" w:pos="8838"/>
@@ -2435,7 +2453,7 @@
           </w:p>
           <w:p>
             <w:pPr>
-              <w:pStyle w:val="Footer"/>
+              <w:pStyle w:val="Piedepgina"/>
               <w:tabs>
                 <w:tab w:val="clear" w:pos="4419"/>
                 <w:tab w:val="clear" w:pos="8838"/>
@@ -2501,7 +2519,7 @@
           </w:tcPr>
           <w:p>
             <w:pPr>
-              <w:pStyle w:val="Footer"/>
+              <w:pStyle w:val="Piedepgina"/>
               <w:jc w:val="center"/>
               <w:rPr>
                 <w:rFonts w:asciiTheme="minorHAnsi" w:eastAsiaTheme="minorEastAsia" w:hAnsiTheme="minorHAnsi" w:cstheme="minorBidi"/>
@@ -2524,7 +2542,7 @@
           </w:tcPr>
           <w:p>
             <w:pPr>
-              <w:pStyle w:val="Footer"/>
+              <w:pStyle w:val="Piedepgina"/>
               <w:tabs>
                 <w:tab w:val="clear" w:pos="4419"/>
                 <w:tab w:val="clear" w:pos="8838"/>
@@ -2625,7 +2643,7 @@
           </w:tcPr>
           <w:p>
             <w:pPr>
-              <w:pStyle w:val="Footer"/>
+              <w:pStyle w:val="Piedepgina"/>
               <w:jc w:val="center"/>
               <w:rPr>
                 <w:rFonts w:asciiTheme="minorHAnsi" w:eastAsiaTheme="minorEastAsia" w:hAnsiTheme="minorHAnsi" w:cstheme="minorBidi"/>
@@ -2661,7 +2679,7 @@
           </w:tcPr>
           <w:p>
             <w:pPr>
-              <w:pStyle w:val="Footer"/>
+              <w:pStyle w:val="Piedepgina"/>
               <w:tabs>
                 <w:tab w:val="clear" w:pos="4419"/>
                 <w:tab w:val="clear" w:pos="8838"/>
@@ -2694,7 +2712,7 @@
           </w:tcPr>
           <w:p>
             <w:pPr>
-              <w:pStyle w:val="Footer"/>
+              <w:pStyle w:val="Piedepgina"/>
               <w:tabs>
                 <w:tab w:val="clear" w:pos="4419"/>
                 <w:tab w:val="clear" w:pos="8838"/>
@@ -2726,7 +2744,7 @@
           </w:tcPr>
           <w:p>
             <w:pPr>
-              <w:pStyle w:val="Footer"/>
+              <w:pStyle w:val="Piedepgina"/>
               <w:tabs>
                 <w:tab w:val="clear" w:pos="4419"/>
                 <w:tab w:val="clear" w:pos="8838"/>
@@ -2754,7 +2772,7 @@
     </w:tbl>
     <w:p>
       <w:pPr>
-        <w:pStyle w:val="Footer"/>
+        <w:pStyle w:val="Piedepgina"/>
         <w:tabs>
           <w:tab w:val="clear" w:pos="4419"/>
           <w:tab w:val="clear" w:pos="8838"/>
@@ -2778,7 +2796,7 @@
     </w:p>
     <w:p>
       <w:pPr>
-        <w:pStyle w:val="ListParagraph"/>
+        <w:pStyle w:val="Prrafodelista"/>
         <w:numPr>
           <w:ilvl w:val="0"/>
           <w:numId w:val="27"/>
@@ -2811,7 +2829,7 @@
     </w:p>
     <w:p>
       <w:pPr>
-        <w:pStyle w:val="Footer"/>
+        <w:pStyle w:val="Piedepgina"/>
         <w:framePr w:hSpace="141" w:wrap="around" w:vAnchor="text" w:hAnchor="text" w:xAlign="center" w:y="1"/>
         <w:tabs>
           <w:tab w:val="clear" w:pos="4419"/>
@@ -2863,7 +2881,7 @@
           </w:tcPr>
           <w:p>
             <w:pPr>
-              <w:pStyle w:val="Footer"/>
+              <w:pStyle w:val="Piedepgina"/>
               <w:tabs>
                 <w:tab w:val="clear" w:pos="4419"/>
                 <w:tab w:val="clear" w:pos="8838"/>
@@ -2971,7 +2989,7 @@
           </w:p>
           <w:p>
             <w:pPr>
-              <w:pStyle w:val="Footer"/>
+              <w:pStyle w:val="Piedepgina"/>
               <w:tabs>
                 <w:tab w:val="clear" w:pos="4419"/>
                 <w:tab w:val="clear" w:pos="8838"/>
@@ -2987,7 +3005,7 @@
           </w:p>
           <w:p>
             <w:pPr>
-              <w:pStyle w:val="Footer"/>
+              <w:pStyle w:val="Piedepgina"/>
               <w:tabs>
                 <w:tab w:val="clear" w:pos="4419"/>
                 <w:tab w:val="clear" w:pos="8838"/>
@@ -3114,7 +3132,7 @@
           </w:p>
           <w:p>
             <w:pPr>
-              <w:pStyle w:val="Footer"/>
+              <w:pStyle w:val="Piedepgina"/>
               <w:tabs>
                 <w:tab w:val="clear" w:pos="4419"/>
                 <w:tab w:val="clear" w:pos="8838"/>
@@ -3132,7 +3150,7 @@
           </w:p>
           <w:p>
             <w:pPr>
-              <w:pStyle w:val="Footer"/>
+              <w:pStyle w:val="Piedepgina"/>
               <w:tabs>
                 <w:tab w:val="clear" w:pos="4419"/>
                 <w:tab w:val="clear" w:pos="8838"/>
@@ -3157,7 +3175,7 @@
           </w:p>
           <w:p>
             <w:pPr>
-              <w:pStyle w:val="Footer"/>
+              <w:pStyle w:val="Piedepgina"/>
               <w:numPr>
                 <w:ilvl w:val="0"/>
                 <w:numId w:val="4"/>
@@ -3184,7 +3202,7 @@
           </w:p>
           <w:p>
             <w:pPr>
-              <w:pStyle w:val="Footer"/>
+              <w:pStyle w:val="Piedepgina"/>
               <w:numPr>
                 <w:ilvl w:val="0"/>
                 <w:numId w:val="4"/>
@@ -3211,7 +3229,7 @@
           </w:p>
           <w:p>
             <w:pPr>
-              <w:pStyle w:val="Footer"/>
+              <w:pStyle w:val="Piedepgina"/>
               <w:numPr>
                 <w:ilvl w:val="0"/>
                 <w:numId w:val="4"/>
@@ -3238,7 +3256,7 @@
           </w:p>
           <w:p>
             <w:pPr>
-              <w:pStyle w:val="Footer"/>
+              <w:pStyle w:val="Piedepgina"/>
               <w:tabs>
                 <w:tab w:val="clear" w:pos="4419"/>
                 <w:tab w:val="clear" w:pos="8838"/>
@@ -3286,7 +3304,7 @@
           </w:p>
           <w:p>
             <w:pPr>
-              <w:pStyle w:val="ListParagraph"/>
+              <w:pStyle w:val="Prrafodelista"/>
               <w:numPr>
                 <w:ilvl w:val="0"/>
                 <w:numId w:val="3"/>
@@ -3329,7 +3347,7 @@
           </w:p>
           <w:p>
             <w:pPr>
-              <w:pStyle w:val="ListParagraph"/>
+              <w:pStyle w:val="Prrafodelista"/>
               <w:numPr>
                 <w:ilvl w:val="0"/>
                 <w:numId w:val="3"/>
@@ -3359,7 +3377,7 @@
           </w:p>
           <w:p>
             <w:pPr>
-              <w:pStyle w:val="ListParagraph"/>
+              <w:pStyle w:val="Prrafodelista"/>
               <w:numPr>
                 <w:ilvl w:val="0"/>
                 <w:numId w:val="3"/>
@@ -3426,7 +3444,7 @@
           </w:p>
           <w:p>
             <w:pPr>
-              <w:pStyle w:val="ListParagraph"/>
+              <w:pStyle w:val="Prrafodelista"/>
               <w:numPr>
                 <w:ilvl w:val="0"/>
                 <w:numId w:val="15"/>
@@ -3456,7 +3474,7 @@
           </w:p>
           <w:p>
             <w:pPr>
-              <w:pStyle w:val="ListParagraph"/>
+              <w:pStyle w:val="Prrafodelista"/>
               <w:numPr>
                 <w:ilvl w:val="0"/>
                 <w:numId w:val="15"/>
@@ -3486,7 +3504,7 @@
           </w:p>
           <w:p>
             <w:pPr>
-              <w:pStyle w:val="ListParagraph"/>
+              <w:pStyle w:val="Prrafodelista"/>
               <w:numPr>
                 <w:ilvl w:val="0"/>
                 <w:numId w:val="15"/>
@@ -3516,7 +3534,7 @@
           </w:p>
           <w:p>
             <w:pPr>
-              <w:pStyle w:val="ListParagraph"/>
+              <w:pStyle w:val="Prrafodelista"/>
               <w:numPr>
                 <w:ilvl w:val="0"/>
                 <w:numId w:val="15"/>
@@ -3546,7 +3564,7 @@
           </w:p>
           <w:p>
             <w:pPr>
-              <w:pStyle w:val="ListParagraph"/>
+              <w:pStyle w:val="Prrafodelista"/>
               <w:numPr>
                 <w:ilvl w:val="0"/>
                 <w:numId w:val="15"/>
@@ -3576,7 +3594,7 @@
           </w:p>
           <w:p>
             <w:pPr>
-              <w:pStyle w:val="ListParagraph"/>
+              <w:pStyle w:val="Prrafodelista"/>
               <w:numPr>
                 <w:ilvl w:val="0"/>
                 <w:numId w:val="15"/>
@@ -3606,7 +3624,7 @@
           </w:p>
           <w:p>
             <w:pPr>
-              <w:pStyle w:val="ListParagraph"/>
+              <w:pStyle w:val="Prrafodelista"/>
               <w:numPr>
                 <w:ilvl w:val="0"/>
                 <w:numId w:val="15"/>
@@ -3636,7 +3654,7 @@
           </w:p>
           <w:p>
             <w:pPr>
-              <w:pStyle w:val="ListParagraph"/>
+              <w:pStyle w:val="Prrafodelista"/>
               <w:numPr>
                 <w:ilvl w:val="0"/>
                 <w:numId w:val="15"/>
@@ -3710,7 +3728,7 @@
           </w:p>
           <w:p>
             <w:pPr>
-              <w:pStyle w:val="ListParagraph"/>
+              <w:pStyle w:val="Prrafodelista"/>
               <w:numPr>
                 <w:ilvl w:val="0"/>
                 <w:numId w:val="7"/>
@@ -3740,7 +3758,7 @@
           </w:p>
           <w:p>
             <w:pPr>
-              <w:pStyle w:val="ListParagraph"/>
+              <w:pStyle w:val="Prrafodelista"/>
               <w:numPr>
                 <w:ilvl w:val="0"/>
                 <w:numId w:val="7"/>
@@ -3814,7 +3832,7 @@
           </w:p>
           <w:p>
             <w:pPr>
-              <w:pStyle w:val="ListParagraph"/>
+              <w:pStyle w:val="Prrafodelista"/>
               <w:numPr>
                 <w:ilvl w:val="0"/>
                 <w:numId w:val="5"/>
@@ -3845,7 +3863,7 @@
           </w:p>
           <w:p>
             <w:pPr>
-              <w:pStyle w:val="Footer"/>
+              <w:pStyle w:val="Piedepgina"/>
               <w:tabs>
                 <w:tab w:val="clear" w:pos="4419"/>
                 <w:tab w:val="clear" w:pos="8838"/>
@@ -3860,7 +3878,7 @@
           </w:p>
           <w:p>
             <w:pPr>
-              <w:pStyle w:val="Footer"/>
+              <w:pStyle w:val="Piedepgina"/>
               <w:tabs>
                 <w:tab w:val="clear" w:pos="4419"/>
                 <w:tab w:val="clear" w:pos="8838"/>
@@ -3892,7 +3910,7 @@
           </w:p>
           <w:p>
             <w:pPr>
-              <w:pStyle w:val="Footer"/>
+              <w:pStyle w:val="Piedepgina"/>
               <w:tabs>
                 <w:tab w:val="clear" w:pos="4419"/>
                 <w:tab w:val="clear" w:pos="8838"/>
@@ -3908,7 +3926,7 @@
           </w:p>
           <w:p>
             <w:pPr>
-              <w:pStyle w:val="Footer"/>
+              <w:pStyle w:val="Piedepgina"/>
               <w:tabs>
                 <w:tab w:val="clear" w:pos="4419"/>
                 <w:tab w:val="clear" w:pos="8838"/>
@@ -3968,7 +3986,7 @@
           </w:p>
           <w:p>
             <w:pPr>
-              <w:pStyle w:val="Footer"/>
+              <w:pStyle w:val="Piedepgina"/>
               <w:tabs>
                 <w:tab w:val="clear" w:pos="4419"/>
                 <w:tab w:val="clear" w:pos="8838"/>
@@ -3984,7 +4002,7 @@
           </w:p>
           <w:p>
             <w:pPr>
-              <w:pStyle w:val="Footer"/>
+              <w:pStyle w:val="Piedepgina"/>
               <w:tabs>
                 <w:tab w:val="clear" w:pos="4419"/>
                 <w:tab w:val="clear" w:pos="8838"/>
@@ -4044,7 +4062,7 @@
           </w:p>
           <w:p>
             <w:pPr>
-              <w:pStyle w:val="Footer"/>
+              <w:pStyle w:val="Piedepgina"/>
               <w:tabs>
                 <w:tab w:val="clear" w:pos="4419"/>
                 <w:tab w:val="clear" w:pos="8838"/>
@@ -4078,7 +4096,7 @@
           </w:p>
           <w:p>
             <w:pPr>
-              <w:pStyle w:val="Footer"/>
+              <w:pStyle w:val="Piedepgina"/>
               <w:tabs>
                 <w:tab w:val="clear" w:pos="4419"/>
                 <w:tab w:val="clear" w:pos="8838"/>
@@ -4167,7 +4185,7 @@
           </w:p>
           <w:p>
             <w:pPr>
-              <w:pStyle w:val="Footer"/>
+              <w:pStyle w:val="Piedepgina"/>
               <w:tabs>
                 <w:tab w:val="clear" w:pos="4419"/>
                 <w:tab w:val="clear" w:pos="8838"/>
@@ -4187,7 +4205,7 @@
     </w:tbl>
     <w:p>
       <w:pPr>
-        <w:pStyle w:val="Header"/>
+        <w:pStyle w:val="Encabezado"/>
         <w:jc w:val="both"/>
         <w:rPr>
           <w:rFonts w:asciiTheme="minorHAnsi" w:eastAsiaTheme="minorEastAsia" w:hAnsiTheme="minorHAnsi" w:cstheme="minorBidi"/>
@@ -4213,7 +4231,7 @@
     </w:p>
     <w:tbl>
       <w:tblPr>
-        <w:tblStyle w:val="TableGrid"/>
+        <w:tblStyle w:val="Tablaconcuadrcula"/>
         <w:tblW w:w="0" w:type="auto"/>
         <w:tblLayout w:type="fixed"/>
         <w:tblLook w:val="04A0" w:firstRow="1" w:lastRow="0" w:firstColumn="1" w:lastColumn="0" w:noHBand="0" w:noVBand="1"/>
@@ -4240,7 +4258,7 @@
           </w:tcPr>
           <w:p>
             <w:pPr>
-              <w:pStyle w:val="Footer"/>
+              <w:pStyle w:val="Piedepgina"/>
               <w:tabs>
                 <w:tab w:val="clear" w:pos="4419"/>
                 <w:tab w:val="clear" w:pos="8838"/>
@@ -4277,7 +4295,7 @@
           </w:tcPr>
           <w:p>
             <w:pPr>
-              <w:pStyle w:val="Footer"/>
+              <w:pStyle w:val="Piedepgina"/>
               <w:tabs>
                 <w:tab w:val="clear" w:pos="4419"/>
                 <w:tab w:val="clear" w:pos="8838"/>
@@ -4347,7 +4365,7 @@
           </w:tcPr>
           <w:p>
             <w:pPr>
-              <w:pStyle w:val="Footer"/>
+              <w:pStyle w:val="Piedepgina"/>
               <w:tabs>
                 <w:tab w:val="clear" w:pos="4419"/>
                 <w:tab w:val="clear" w:pos="8838"/>
@@ -4482,7 +4500,7 @@
           </w:tcPr>
           <w:p>
             <w:pPr>
-              <w:pStyle w:val="Footer"/>
+              <w:pStyle w:val="Piedepgina"/>
               <w:tabs>
                 <w:tab w:val="clear" w:pos="4419"/>
                 <w:tab w:val="clear" w:pos="8838"/>
@@ -4592,7 +4610,7 @@
           </w:tcPr>
           <w:p>
             <w:pPr>
-              <w:pStyle w:val="Footer"/>
+              <w:pStyle w:val="Piedepgina"/>
               <w:tabs>
                 <w:tab w:val="clear" w:pos="4419"/>
                 <w:tab w:val="clear" w:pos="8838"/>
@@ -4702,7 +4720,7 @@
           </w:tcPr>
           <w:p>
             <w:pPr>
-              <w:pStyle w:val="Footer"/>
+              <w:pStyle w:val="Piedepgina"/>
               <w:tabs>
                 <w:tab w:val="clear" w:pos="4419"/>
                 <w:tab w:val="clear" w:pos="8838"/>
@@ -4838,7 +4856,7 @@
     </w:tbl>
     <w:p>
       <w:pPr>
-        <w:pStyle w:val="Header"/>
+        <w:pStyle w:val="Encabezado"/>
         <w:jc w:val="both"/>
         <w:rPr>
           <w:rFonts w:asciiTheme="minorHAnsi" w:eastAsiaTheme="minorEastAsia" w:hAnsiTheme="minorHAnsi" w:cstheme="minorBidi"/>
@@ -4851,7 +4869,7 @@
     </w:p>
     <w:p>
       <w:pPr>
-        <w:pStyle w:val="Header"/>
+        <w:pStyle w:val="Encabezado"/>
         <w:jc w:val="both"/>
         <w:rPr>
           <w:rFonts w:asciiTheme="minorHAnsi" w:eastAsiaTheme="minorEastAsia" w:hAnsiTheme="minorHAnsi" w:cstheme="minorBidi"/>
@@ -4864,7 +4882,7 @@
     </w:p>
     <w:p>
       <w:pPr>
-        <w:pStyle w:val="Header"/>
+        <w:pStyle w:val="Encabezado"/>
         <w:jc w:val="both"/>
         <w:rPr>
           <w:rFonts w:asciiTheme="minorHAnsi" w:eastAsiaTheme="minorEastAsia" w:hAnsiTheme="minorHAnsi" w:cstheme="minorBidi"/>
@@ -4877,7 +4895,7 @@
     </w:p>
     <w:p>
       <w:pPr>
-        <w:pStyle w:val="Header"/>
+        <w:pStyle w:val="Encabezado"/>
         <w:pBdr>
           <w:bottom w:val="single" w:sz="4" w:space="0" w:color="auto"/>
         </w:pBdr>
@@ -5527,7 +5545,7 @@
     </w:p>
     <w:tbl>
       <w:tblPr>
-        <w:tblStyle w:val="TableGridLight"/>
+        <w:tblStyle w:val="Tablaconcuadrculaclara"/>
         <w:tblpPr w:leftFromText="141" w:rightFromText="141" w:vertAnchor="text" w:tblpXSpec="center" w:tblpY="1"/>
         <w:tblW w:w="12994" w:type="dxa"/>
         <w:tblBorders>
@@ -5753,6 +5771,7 @@
                 <w:lang w:eastAsia="es-CL"/>
               </w:rPr>
             </w:pPr>
+            <w:proofErr w:type="gramStart"/>
             <w:r>
               <w:rPr>
                 <w:rFonts w:asciiTheme="minorHAnsi" w:eastAsiaTheme="minorEastAsia" w:hAnsiTheme="minorHAnsi" w:cstheme="minorBidi"/>
@@ -5781,6 +5800,7 @@
               </w:rPr>
               <w:t>(</w:t>
             </w:r>
+            <w:proofErr w:type="gramEnd"/>
             <w:r>
               <w:rPr>
                 <w:rFonts w:asciiTheme="minorHAnsi" w:eastAsiaTheme="minorEastAsia" w:hAnsiTheme="minorHAnsi" w:cstheme="minorBidi"/>
@@ -5997,6 +6017,7 @@
         <w:tc>
           <w:tcPr>
             <w:tcW w:w="2268" w:type="dxa"/>
+            <w:shd w:val="clear" w:color="auto" w:fill="C5E0B3" w:themeFill="accent6" w:themeFillTint="66"/>
           </w:tcPr>
           <w:p>
             <w:pPr>
@@ -6271,6 +6292,7 @@
         <w:tc>
           <w:tcPr>
             <w:tcW w:w="2268" w:type="dxa"/>
+            <w:shd w:val="clear" w:color="auto" w:fill="C5E0B3" w:themeFill="accent6" w:themeFillTint="66"/>
           </w:tcPr>
           <w:p>
             <w:pPr>
@@ -6716,6 +6738,7 @@
         <w:tc>
           <w:tcPr>
             <w:tcW w:w="2268" w:type="dxa"/>
+            <w:shd w:val="clear" w:color="auto" w:fill="C5E0B3" w:themeFill="accent6" w:themeFillTint="66"/>
           </w:tcPr>
           <w:p>
             <w:pPr>
@@ -6987,6 +7010,7 @@
         <w:tc>
           <w:tcPr>
             <w:tcW w:w="2268" w:type="dxa"/>
+            <w:shd w:val="clear" w:color="auto" w:fill="C5E0B3" w:themeFill="accent6" w:themeFillTint="66"/>
           </w:tcPr>
           <w:p>
             <w:pPr>
@@ -7305,6 +7329,7 @@
         <w:tc>
           <w:tcPr>
             <w:tcW w:w="2268" w:type="dxa"/>
+            <w:shd w:val="clear" w:color="auto" w:fill="C5E0B3" w:themeFill="accent6" w:themeFillTint="66"/>
           </w:tcPr>
           <w:p>
             <w:pPr>
@@ -7499,6 +7524,7 @@
         <w:tc>
           <w:tcPr>
             <w:tcW w:w="2268" w:type="dxa"/>
+            <w:shd w:val="clear" w:color="auto" w:fill="C5E0B3" w:themeFill="accent6" w:themeFillTint="66"/>
           </w:tcPr>
           <w:p>
             <w:pPr>
@@ -7725,6 +7751,7 @@
         <w:tc>
           <w:tcPr>
             <w:tcW w:w="2268" w:type="dxa"/>
+            <w:shd w:val="clear" w:color="auto" w:fill="C5E0B3" w:themeFill="accent6" w:themeFillTint="66"/>
           </w:tcPr>
           <w:p>
             <w:pPr>
@@ -8017,6 +8044,7 @@
         <w:tc>
           <w:tcPr>
             <w:tcW w:w="2268" w:type="dxa"/>
+            <w:shd w:val="clear" w:color="auto" w:fill="C5E0B3" w:themeFill="accent6" w:themeFillTint="66"/>
           </w:tcPr>
           <w:p>
             <w:pPr>
@@ -8371,6 +8399,7 @@
         <w:tc>
           <w:tcPr>
             <w:tcW w:w="2126" w:type="dxa"/>
+            <w:shd w:val="clear" w:color="auto" w:fill="C5E0B3" w:themeFill="accent6" w:themeFillTint="66"/>
           </w:tcPr>
           <w:p>
             <w:pPr>
@@ -8501,6 +8530,7 @@
         <w:tc>
           <w:tcPr>
             <w:tcW w:w="2268" w:type="dxa"/>
+            <w:shd w:val="clear" w:color="auto" w:fill="C5E0B3" w:themeFill="accent6" w:themeFillTint="66"/>
           </w:tcPr>
           <w:p>
             <w:pPr>
@@ -8677,6 +8707,7 @@
         <w:tc>
           <w:tcPr>
             <w:tcW w:w="2268" w:type="dxa"/>
+            <w:shd w:val="clear" w:color="auto" w:fill="C5E0B3" w:themeFill="accent6" w:themeFillTint="66"/>
           </w:tcPr>
           <w:p>
             <w:pPr>
@@ -8874,6 +8905,7 @@
         <w:tc>
           <w:tcPr>
             <w:tcW w:w="2268" w:type="dxa"/>
+            <w:shd w:val="clear" w:color="auto" w:fill="C5E0B3" w:themeFill="accent6" w:themeFillTint="66"/>
           </w:tcPr>
           <w:p>
             <w:pPr>
@@ -9116,7 +9148,7 @@
 <w:ftr xmlns:wpc="http://schemas.microsoft.com/office/word/2010/wordprocessingCanvas" xmlns:cx="http://schemas.microsoft.com/office/drawing/2014/chartex" xmlns:cx1="http://schemas.microsoft.com/office/drawing/2015/9/8/chartex" xmlns:cx2="http://schemas.microsoft.com/office/drawing/2015/10/21/chartex" xmlns:cx3="http://schemas.microsoft.com/office/drawing/2016/5/9/chartex" xmlns:cx4="http://schemas.microsoft.com/office/drawing/2016/5/10/chartex" xmlns:cx5="http://schemas.microsoft.com/office/drawing/2016/5/11/chartex" xmlns:cx6="http://schemas.microsoft.com/office/drawing/2016/5/12/chartex" xmlns:cx7="http://schemas.microsoft.com/office/drawing/2016/5/13/chartex" xmlns:cx8="http://schemas.microsoft.com/office/drawing/2016/5/14/chartex" xmlns:mc="http://schemas.openxmlformats.org/markup-compatibility/2006" xmlns:aink="http://schemas.microsoft.com/office/drawing/2016/ink" xmlns:am3d="http://schemas.microsoft.com/office/drawing/2017/model3d" xmlns:o="urn:schemas-microsoft-com:office:office" xmlns:oel="http://schemas.microsoft.com/office/2019/extlst" xmlns:r="http://schemas.openxmlformats.org/officeDocument/2006/relationships" xmlns:m="http://schemas.openxmlformats.org/officeDocument/2006/math" xmlns:v="urn:schemas-microsoft-com:vml" xmlns:wp14="http://schemas.microsoft.com/office/word/2010/wordprocessingDrawing" xmlns:wp="http://schemas.openxmlformats.org/drawingml/2006/wordprocessingDrawing" xmlns:w10="urn:schemas-microsoft-com:office:word" xmlns:w="http://schemas.openxmlformats.org/wordprocessingml/2006/main" xmlns:w14="http://schemas.microsoft.com/office/word/2010/wordml" xmlns:w15="http://schemas.microsoft.com/office/word/2012/wordml" xmlns:w16cex="http://schemas.microsoft.com/office/word/2018/wordml/cex" xmlns:w16cid="http://schemas.microsoft.com/office/word/2016/wordml/cid" xmlns:w16="http://schemas.microsoft.com/office/word/2018/wordml" xmlns:w16du="http://schemas.microsoft.com/office/word/2023/wordml/word16du" xmlns:w16sdtdh="http://schemas.microsoft.com/office/word/2020/wordml/sdtdatahash" xmlns:w16sdtfl="http://schemas.microsoft.com/office/word/2024/wordml/sdtformatlock" xmlns:w16se="http://schemas.microsoft.com/office/word/2015/wordml/symex" xmlns:wpg="http://schemas.microsoft.com/office/word/2010/wordprocessingGroup" xmlns:wpi="http://schemas.microsoft.com/office/word/2010/wordprocessingInk" xmlns:wne="http://schemas.microsoft.com/office/word/2006/wordml" xmlns:wps="http://schemas.microsoft.com/office/word/2010/wordprocessingShape" mc:Ignorable="w14 w15 w16se w16cid w16 w16cex w16sdtdh w16sdtfl w16du wp14">
   <w:p>
     <w:pPr>
-      <w:pStyle w:val="Footer"/>
+      <w:pStyle w:val="Piedepgina"/>
       <w:jc w:val="right"/>
       <w:rPr>
         <w:rFonts w:ascii="Arial" w:hAnsi="Arial" w:cs="Arial"/>
@@ -9616,7 +9648,7 @@
 <w:hdr xmlns:wpc="http://schemas.microsoft.com/office/word/2010/wordprocessingCanvas" xmlns:cx="http://schemas.microsoft.com/office/drawing/2014/chartex" xmlns:cx1="http://schemas.microsoft.com/office/drawing/2015/9/8/chartex" xmlns:cx2="http://schemas.microsoft.com/office/drawing/2015/10/21/chartex" xmlns:cx3="http://schemas.microsoft.com/office/drawing/2016/5/9/chartex" xmlns:cx4="http://schemas.microsoft.com/office/drawing/2016/5/10/chartex" xmlns:cx5="http://schemas.microsoft.com/office/drawing/2016/5/11/chartex" xmlns:cx6="http://schemas.microsoft.com/office/drawing/2016/5/12/chartex" xmlns:cx7="http://schemas.microsoft.com/office/drawing/2016/5/13/chartex" xmlns:cx8="http://schemas.microsoft.com/office/drawing/2016/5/14/chartex" xmlns:mc="http://schemas.openxmlformats.org/markup-compatibility/2006" xmlns:aink="http://schemas.microsoft.com/office/drawing/2016/ink" xmlns:am3d="http://schemas.microsoft.com/office/drawing/2017/model3d" xmlns:o="urn:schemas-microsoft-com:office:office" xmlns:oel="http://schemas.microsoft.com/office/2019/extlst" xmlns:r="http://schemas.openxmlformats.org/officeDocument/2006/relationships" xmlns:m="http://schemas.openxmlformats.org/officeDocument/2006/math" xmlns:v="urn:schemas-microsoft-com:vml" xmlns:wp14="http://schemas.microsoft.com/office/word/2010/wordprocessingDrawing" xmlns:wp="http://schemas.openxmlformats.org/drawingml/2006/wordprocessingDrawing" xmlns:w10="urn:schemas-microsoft-com:office:word" xmlns:w="http://schemas.openxmlformats.org/wordprocessingml/2006/main" xmlns:w14="http://schemas.microsoft.com/office/word/2010/wordml" xmlns:w15="http://schemas.microsoft.com/office/word/2012/wordml" xmlns:w16cex="http://schemas.microsoft.com/office/word/2018/wordml/cex" xmlns:w16cid="http://schemas.microsoft.com/office/word/2016/wordml/cid" xmlns:w16="http://schemas.microsoft.com/office/word/2018/wordml" xmlns:w16du="http://schemas.microsoft.com/office/word/2023/wordml/word16du" xmlns:w16sdtdh="http://schemas.microsoft.com/office/word/2020/wordml/sdtdatahash" xmlns:w16sdtfl="http://schemas.microsoft.com/office/word/2024/wordml/sdtformatlock" xmlns:w16se="http://schemas.microsoft.com/office/word/2015/wordml/symex" xmlns:wpg="http://schemas.microsoft.com/office/word/2010/wordprocessingGroup" xmlns:wpi="http://schemas.microsoft.com/office/word/2010/wordprocessingInk" xmlns:wne="http://schemas.microsoft.com/office/word/2006/wordml" xmlns:wps="http://schemas.microsoft.com/office/word/2010/wordprocessingShape" mc:Ignorable="w14 w15 w16se w16cid w16 w16cex w16sdtdh w16sdtfl w16du wp14">
   <w:p>
     <w:pPr>
-      <w:pStyle w:val="Header"/>
+      <w:pStyle w:val="Encabezado"/>
       <w:tabs>
         <w:tab w:val="clear" w:pos="4419"/>
       </w:tabs>
@@ -13477,13 +13509,13 @@
       <w:lang w:val="es-ES" w:eastAsia="es-ES"/>
     </w:rPr>
   </w:style>
-  <w:style w:type="character" w:default="1" w:styleId="DefaultParagraphFont">
+  <w:style w:type="character" w:default="1" w:styleId="Fuentedeprrafopredeter">
     <w:name w:val="Default Paragraph Font"/>
     <w:uiPriority w:val="1"/>
     <w:semiHidden/>
     <w:unhideWhenUsed/>
   </w:style>
-  <w:style w:type="table" w:default="1" w:styleId="TableNormal">
+  <w:style w:type="table" w:default="1" w:styleId="Tablanormal">
     <w:name w:val="Normal Table"/>
     <w:uiPriority w:val="99"/>
     <w:semiHidden/>
@@ -13498,16 +13530,16 @@
       </w:tblCellMar>
     </w:tblPr>
   </w:style>
-  <w:style w:type="numbering" w:default="1" w:styleId="NoList">
+  <w:style w:type="numbering" w:default="1" w:styleId="Sinlista">
     <w:name w:val="No List"/>
     <w:uiPriority w:val="99"/>
     <w:semiHidden/>
     <w:unhideWhenUsed/>
   </w:style>
-  <w:style w:type="paragraph" w:styleId="Header">
+  <w:style w:type="paragraph" w:styleId="Encabezado">
     <w:name w:val="header"/>
     <w:basedOn w:val="Normal"/>
-    <w:link w:val="HeaderChar"/>
+    <w:link w:val="EncabezadoCar"/>
     <w:unhideWhenUsed/>
     <w:rsid w:val="00B2162E"/>
     <w:pPr>
@@ -13517,16 +13549,16 @@
       </w:tabs>
     </w:pPr>
   </w:style>
-  <w:style w:type="character" w:customStyle="1" w:styleId="HeaderChar">
-    <w:name w:val="Header Char"/>
-    <w:basedOn w:val="DefaultParagraphFont"/>
-    <w:link w:val="Header"/>
+  <w:style w:type="character" w:customStyle="1" w:styleId="EncabezadoCar">
+    <w:name w:val="Encabezado Car"/>
+    <w:basedOn w:val="Fuentedeprrafopredeter"/>
+    <w:link w:val="Encabezado"/>
     <w:rsid w:val="00B2162E"/>
   </w:style>
-  <w:style w:type="paragraph" w:styleId="Footer">
+  <w:style w:type="paragraph" w:styleId="Piedepgina">
     <w:name w:val="footer"/>
     <w:basedOn w:val="Normal"/>
-    <w:link w:val="FooterChar"/>
+    <w:link w:val="PiedepginaCar"/>
     <w:uiPriority w:val="99"/>
     <w:unhideWhenUsed/>
     <w:rsid w:val="00B2162E"/>
@@ -13537,17 +13569,17 @@
       </w:tabs>
     </w:pPr>
   </w:style>
-  <w:style w:type="character" w:customStyle="1" w:styleId="FooterChar">
-    <w:name w:val="Footer Char"/>
-    <w:basedOn w:val="DefaultParagraphFont"/>
-    <w:link w:val="Footer"/>
+  <w:style w:type="character" w:customStyle="1" w:styleId="PiedepginaCar">
+    <w:name w:val="Pie de página Car"/>
+    <w:basedOn w:val="Fuentedeprrafopredeter"/>
+    <w:link w:val="Piedepgina"/>
     <w:uiPriority w:val="99"/>
     <w:rsid w:val="00B2162E"/>
   </w:style>
-  <w:style w:type="paragraph" w:styleId="BalloonText">
+  <w:style w:type="paragraph" w:styleId="Textodeglobo">
     <w:name w:val="Balloon Text"/>
     <w:basedOn w:val="Normal"/>
-    <w:link w:val="BalloonTextChar"/>
+    <w:link w:val="TextodegloboCar"/>
     <w:uiPriority w:val="99"/>
     <w:semiHidden/>
     <w:unhideWhenUsed/>
@@ -13559,10 +13591,10 @@
       <w:lang w:val="es-CL" w:eastAsia="en-US"/>
     </w:rPr>
   </w:style>
-  <w:style w:type="character" w:customStyle="1" w:styleId="BalloonTextChar">
-    <w:name w:val="Balloon Text Char"/>
-    <w:basedOn w:val="DefaultParagraphFont"/>
-    <w:link w:val="BalloonText"/>
+  <w:style w:type="character" w:customStyle="1" w:styleId="TextodegloboCar">
+    <w:name w:val="Texto de globo Car"/>
+    <w:basedOn w:val="Fuentedeprrafopredeter"/>
+    <w:link w:val="Textodeglobo"/>
     <w:uiPriority w:val="99"/>
     <w:semiHidden/>
     <w:rsid w:val="00FD58AF"/>
@@ -13572,9 +13604,9 @@
       <w:szCs w:val="16"/>
     </w:rPr>
   </w:style>
-  <w:style w:type="character" w:styleId="CommentReference">
+  <w:style w:type="character" w:styleId="Refdecomentario">
     <w:name w:val="annotation reference"/>
-    <w:basedOn w:val="DefaultParagraphFont"/>
+    <w:basedOn w:val="Fuentedeprrafopredeter"/>
     <w:uiPriority w:val="99"/>
     <w:semiHidden/>
     <w:unhideWhenUsed/>
@@ -13584,10 +13616,10 @@
       <w:szCs w:val="16"/>
     </w:rPr>
   </w:style>
-  <w:style w:type="paragraph" w:styleId="CommentText">
+  <w:style w:type="paragraph" w:styleId="Textocomentario">
     <w:name w:val="annotation text"/>
     <w:basedOn w:val="Normal"/>
-    <w:link w:val="CommentTextChar"/>
+    <w:link w:val="TextocomentarioCar"/>
     <w:uiPriority w:val="99"/>
     <w:unhideWhenUsed/>
     <w:rsid w:val="00E206DF"/>
@@ -13599,10 +13631,10 @@
       <w:lang w:val="es-CL" w:eastAsia="en-US"/>
     </w:rPr>
   </w:style>
-  <w:style w:type="character" w:customStyle="1" w:styleId="CommentTextChar">
-    <w:name w:val="Comment Text Char"/>
-    <w:basedOn w:val="DefaultParagraphFont"/>
-    <w:link w:val="CommentText"/>
+  <w:style w:type="character" w:customStyle="1" w:styleId="TextocomentarioCar">
+    <w:name w:val="Texto comentario Car"/>
+    <w:basedOn w:val="Fuentedeprrafopredeter"/>
+    <w:link w:val="Textocomentario"/>
     <w:uiPriority w:val="99"/>
     <w:rsid w:val="00E206DF"/>
     <w:rPr>
@@ -13610,20 +13642,20 @@
       <w:szCs w:val="20"/>
     </w:rPr>
   </w:style>
-  <w:style w:type="paragraph" w:styleId="PlainText">
+  <w:style w:type="paragraph" w:styleId="Textosinformato">
     <w:name w:val="Plain Text"/>
     <w:basedOn w:val="Normal"/>
-    <w:link w:val="PlainTextChar"/>
+    <w:link w:val="TextosinformatoCar"/>
     <w:rsid w:val="00E206DF"/>
     <w:rPr>
       <w:rFonts w:ascii="Courier New" w:hAnsi="Courier New"/>
       <w:lang w:val="es-CL"/>
     </w:rPr>
   </w:style>
-  <w:style w:type="character" w:customStyle="1" w:styleId="PlainTextChar">
-    <w:name w:val="Plain Text Char"/>
-    <w:basedOn w:val="DefaultParagraphFont"/>
-    <w:link w:val="PlainText"/>
+  <w:style w:type="character" w:customStyle="1" w:styleId="TextosinformatoCar">
+    <w:name w:val="Texto sin formato Car"/>
+    <w:basedOn w:val="Fuentedeprrafopredeter"/>
+    <w:link w:val="Textosinformato"/>
     <w:rsid w:val="00E206DF"/>
     <w:rPr>
       <w:rFonts w:ascii="Courier New" w:eastAsia="Times New Roman" w:hAnsi="Courier New" w:cs="Times New Roman"/>
@@ -13632,9 +13664,9 @@
       <w:lang w:eastAsia="es-ES"/>
     </w:rPr>
   </w:style>
-  <w:style w:type="table" w:styleId="TableGrid">
+  <w:style w:type="table" w:styleId="Tablaconcuadrcula">
     <w:name w:val="Table Grid"/>
-    <w:basedOn w:val="TableNormal"/>
+    <w:basedOn w:val="Tablanormal"/>
     <w:uiPriority w:val="39"/>
     <w:rsid w:val="00E206DF"/>
     <w:pPr>
@@ -13657,10 +13689,10 @@
       </w:tblBorders>
     </w:tblPr>
   </w:style>
-  <w:style w:type="paragraph" w:styleId="FootnoteText">
+  <w:style w:type="paragraph" w:styleId="Textonotapie">
     <w:name w:val="footnote text"/>
     <w:basedOn w:val="Normal"/>
-    <w:link w:val="FootnoteTextChar"/>
+    <w:link w:val="TextonotapieCar"/>
     <w:uiPriority w:val="99"/>
     <w:semiHidden/>
     <w:unhideWhenUsed/>
@@ -13671,10 +13703,10 @@
       <w:lang w:val="es-CL" w:eastAsia="en-US"/>
     </w:rPr>
   </w:style>
-  <w:style w:type="character" w:customStyle="1" w:styleId="FootnoteTextChar">
-    <w:name w:val="Footnote Text Char"/>
-    <w:basedOn w:val="DefaultParagraphFont"/>
-    <w:link w:val="FootnoteText"/>
+  <w:style w:type="character" w:customStyle="1" w:styleId="TextonotapieCar">
+    <w:name w:val="Texto nota pie Car"/>
+    <w:basedOn w:val="Fuentedeprrafopredeter"/>
+    <w:link w:val="Textonotapie"/>
     <w:uiPriority w:val="99"/>
     <w:semiHidden/>
     <w:rsid w:val="00E206DF"/>
@@ -13684,9 +13716,9 @@
       <w:szCs w:val="20"/>
     </w:rPr>
   </w:style>
-  <w:style w:type="character" w:styleId="FootnoteReference">
+  <w:style w:type="character" w:styleId="Refdenotaalpie">
     <w:name w:val="footnote reference"/>
-    <w:basedOn w:val="DefaultParagraphFont"/>
+    <w:basedOn w:val="Fuentedeprrafopredeter"/>
     <w:uiPriority w:val="99"/>
     <w:semiHidden/>
     <w:unhideWhenUsed/>
@@ -13695,10 +13727,10 @@
       <w:vertAlign w:val="superscript"/>
     </w:rPr>
   </w:style>
-  <w:style w:type="paragraph" w:styleId="ListParagraph">
+  <w:style w:type="paragraph" w:styleId="Prrafodelista">
     <w:name w:val="List Paragraph"/>
     <w:basedOn w:val="Normal"/>
-    <w:link w:val="ListParagraphChar"/>
+    <w:link w:val="PrrafodelistaCar"/>
     <w:uiPriority w:val="34"/>
     <w:unhideWhenUsed/>
     <w:qFormat/>
@@ -13715,9 +13747,9 @@
       <w:lang w:val="en-US" w:eastAsia="ja-JP"/>
     </w:rPr>
   </w:style>
-  <w:style w:type="character" w:customStyle="1" w:styleId="ListParagraphChar">
-    <w:name w:val="List Paragraph Char"/>
-    <w:link w:val="ListParagraph"/>
+  <w:style w:type="character" w:customStyle="1" w:styleId="PrrafodelistaCar">
+    <w:name w:val="Párrafo de lista Car"/>
+    <w:link w:val="Prrafodelista"/>
     <w:uiPriority w:val="34"/>
     <w:rsid w:val="00833E13"/>
     <w:rPr>
@@ -13745,11 +13777,11 @@
       <w:lang w:val="es-ES" w:eastAsia="es-ES"/>
     </w:rPr>
   </w:style>
-  <w:style w:type="paragraph" w:styleId="CommentSubject">
+  <w:style w:type="paragraph" w:styleId="Asuntodelcomentario">
     <w:name w:val="annotation subject"/>
-    <w:basedOn w:val="CommentText"/>
-    <w:next w:val="CommentText"/>
-    <w:link w:val="CommentSubjectChar"/>
+    <w:basedOn w:val="Textocomentario"/>
+    <w:next w:val="Textocomentario"/>
+    <w:link w:val="AsuntodelcomentarioCar"/>
     <w:uiPriority w:val="99"/>
     <w:semiHidden/>
     <w:unhideWhenUsed/>
@@ -13764,10 +13796,10 @@
       <w:lang w:val="es-ES" w:eastAsia="es-ES"/>
     </w:rPr>
   </w:style>
-  <w:style w:type="character" w:customStyle="1" w:styleId="CommentSubjectChar">
-    <w:name w:val="Comment Subject Char"/>
-    <w:basedOn w:val="CommentTextChar"/>
-    <w:link w:val="CommentSubject"/>
+  <w:style w:type="character" w:customStyle="1" w:styleId="AsuntodelcomentarioCar">
+    <w:name w:val="Asunto del comentario Car"/>
+    <w:basedOn w:val="TextocomentarioCar"/>
+    <w:link w:val="Asuntodelcomentario"/>
     <w:uiPriority w:val="99"/>
     <w:semiHidden/>
     <w:rsid w:val="00334FAC"/>
@@ -13780,7 +13812,7 @@
       <w:lang w:val="es-ES" w:eastAsia="es-ES"/>
     </w:rPr>
   </w:style>
-  <w:style w:type="paragraph" w:styleId="Revision">
+  <w:style w:type="paragraph" w:styleId="Revisin">
     <w:name w:val="Revision"/>
     <w:hidden/>
     <w:uiPriority w:val="99"/>
@@ -13796,9 +13828,9 @@
       <w:lang w:val="es-ES" w:eastAsia="es-ES"/>
     </w:rPr>
   </w:style>
-  <w:style w:type="table" w:styleId="TableGridLight">
+  <w:style w:type="table" w:styleId="Tablaconcuadrculaclara">
     <w:name w:val="Grid Table Light"/>
-    <w:basedOn w:val="TableNormal"/>
+    <w:basedOn w:val="Tablanormal"/>
     <w:uiPriority w:val="99"/>
     <w:rsid w:val="002D7C74"/>
     <w:pPr>
@@ -13819,9 +13851,9 @@
       </w:tblBorders>
     </w:tblPr>
   </w:style>
-  <w:style w:type="table" w:styleId="PlainTable1">
+  <w:style w:type="table" w:styleId="Tablanormal1">
     <w:name w:val="Plain Table 1"/>
-    <w:basedOn w:val="TableNormal"/>
+    <w:basedOn w:val="Tablanormal"/>
     <w:uiPriority w:val="41"/>
     <w:rsid w:val="009669A4"/>
     <w:pPr>
@@ -13884,17 +13916,17 @@
   </w:style>
   <w:style w:type="character" w:customStyle="1" w:styleId="normaltextrun">
     <w:name w:val="normaltextrun"/>
-    <w:basedOn w:val="DefaultParagraphFont"/>
+    <w:basedOn w:val="Fuentedeprrafopredeter"/>
     <w:rsid w:val="00CC7D01"/>
   </w:style>
   <w:style w:type="character" w:customStyle="1" w:styleId="eop">
     <w:name w:val="eop"/>
-    <w:basedOn w:val="DefaultParagraphFont"/>
+    <w:basedOn w:val="Fuentedeprrafopredeter"/>
     <w:rsid w:val="00CC7D01"/>
   </w:style>
-  <w:style w:type="character" w:styleId="Hyperlink">
+  <w:style w:type="character" w:styleId="Hipervnculo">
     <w:name w:val="Hyperlink"/>
-    <w:basedOn w:val="DefaultParagraphFont"/>
+    <w:basedOn w:val="Fuentedeprrafopredeter"/>
     <w:uiPriority w:val="99"/>
     <w:semiHidden/>
     <w:unhideWhenUsed/>
@@ -13904,11 +13936,11 @@
       <w:u w:val="single"/>
     </w:rPr>
   </w:style>
-  <w:style w:type="paragraph" w:styleId="Title">
+  <w:style w:type="paragraph" w:styleId="Ttulo">
     <w:name w:val="Title"/>
     <w:basedOn w:val="Normal"/>
     <w:next w:val="Normal"/>
-    <w:link w:val="TitleChar"/>
+    <w:link w:val="TtuloCar"/>
     <w:uiPriority w:val="10"/>
     <w:qFormat/>
     <w:rsid w:val="008746F8"/>
@@ -13924,10 +13956,10 @@
       <w:lang w:val="es-CL" w:eastAsia="en-US"/>
     </w:rPr>
   </w:style>
-  <w:style w:type="character" w:customStyle="1" w:styleId="TitleChar">
-    <w:name w:val="Title Char"/>
-    <w:basedOn w:val="DefaultParagraphFont"/>
-    <w:link w:val="Title"/>
+  <w:style w:type="character" w:customStyle="1" w:styleId="TtuloCar">
+    <w:name w:val="Título Car"/>
+    <w:basedOn w:val="Fuentedeprrafopredeter"/>
+    <w:link w:val="Ttulo"/>
     <w:uiPriority w:val="10"/>
     <w:rsid w:val="008746F8"/>
     <w:rPr>
@@ -13954,9 +13986,9 @@
       <w:lang w:val="es-CL" w:eastAsia="es-CL"/>
     </w:rPr>
   </w:style>
-  <w:style w:type="character" w:styleId="Strong">
+  <w:style w:type="character" w:styleId="Fuerte">
     <w:name w:val="Strong"/>
-    <w:basedOn w:val="DefaultParagraphFont"/>
+    <w:basedOn w:val="Fuentedeprrafopredeter"/>
     <w:uiPriority w:val="22"/>
     <w:qFormat/>
     <w:rsid w:val="003E0A36"/>
@@ -14241,6 +14273,25 @@
 </file>
 
 <file path=customXml/item2.xml><?xml version="1.0" encoding="utf-8"?>
+<p:properties xmlns:p="http://schemas.microsoft.com/office/2006/metadata/properties" xmlns:xsi="http://www.w3.org/2001/XMLSchema-instance" xmlns:pc="http://schemas.microsoft.com/office/infopath/2007/PartnerControls">
+  <documentManagement/>
+</p:properties>
+</file>
+
+<file path=customXml/item3.xml><?xml version="1.0" encoding="utf-8"?>
+<b:Sources xmlns:b="http://schemas.openxmlformats.org/officeDocument/2006/bibliography" xmlns="http://schemas.openxmlformats.org/officeDocument/2006/bibliography" SelectedStyle="\APASixthEditionOfficeOnline.xsl" StyleName="APA" Version="6"/>
+</file>
+
+<file path=customXml/item4.xml><?xml version="1.0" encoding="utf-8"?>
+<?mso-contentType ?>
+<FormTemplates xmlns="http://schemas.microsoft.com/sharepoint/v3/contenttype/forms">
+  <Display>DocumentLibraryForm</Display>
+  <Edit>DocumentLibraryForm</Edit>
+  <New>DocumentLibraryForm</New>
+</FormTemplates>
+</file>
+
+<file path=customXml/item5.xml><?xml version="1.0" encoding="utf-8"?>
 <ct:contentTypeSchema xmlns:ct="http://schemas.microsoft.com/office/2006/metadata/contentType" xmlns:ma="http://schemas.microsoft.com/office/2006/metadata/properties/metaAttributes" ct:_="" ma:_="" ma:contentTypeName="Documento" ma:contentTypeID="0x010100E96778489EE7714D8BD12CC105EB918B" ma:contentTypeVersion="2" ma:contentTypeDescription="Crear nuevo documento." ma:contentTypeScope="" ma:versionID="416c5c7ae9b5d54d83875cd3c65194e3">
   <xsd:schema xmlns:xsd="http://www.w3.org/2001/XMLSchema" xmlns:xs="http://www.w3.org/2001/XMLSchema" xmlns:p="http://schemas.microsoft.com/office/2006/metadata/properties" xmlns:ns2="126e8a1c-9ea9-435a-ac89-d06c80d62e30" targetNamespace="http://schemas.microsoft.com/office/2006/metadata/properties" ma:root="true" ma:fieldsID="70a237c842677bd850644f8595079f5e" ns2:_="">
     <xsd:import namespace="126e8a1c-9ea9-435a-ac89-d06c80d62e30"/>
@@ -14372,25 +14423,6 @@
 </ct:contentTypeSchema>
 </file>
 
-<file path=customXml/item3.xml><?xml version="1.0" encoding="utf-8"?>
-<?mso-contentType ?>
-<FormTemplates xmlns="http://schemas.microsoft.com/sharepoint/v3/contenttype/forms">
-  <Display>DocumentLibraryForm</Display>
-  <Edit>DocumentLibraryForm</Edit>
-  <New>DocumentLibraryForm</New>
-</FormTemplates>
-</file>
-
-<file path=customXml/item4.xml><?xml version="1.0" encoding="utf-8"?>
-<b:Sources xmlns:b="http://schemas.openxmlformats.org/officeDocument/2006/bibliography" xmlns="http://schemas.openxmlformats.org/officeDocument/2006/bibliography" SelectedStyle="\APASixthEditionOfficeOnline.xsl" StyleName="APA" Version="6"/>
-</file>
-
-<file path=customXml/item5.xml><?xml version="1.0" encoding="utf-8"?>
-<p:properties xmlns:p="http://schemas.microsoft.com/office/2006/metadata/properties" xmlns:xsi="http://www.w3.org/2001/XMLSchema-instance" xmlns:pc="http://schemas.microsoft.com/office/infopath/2007/PartnerControls">
-  <documentManagement/>
-</p:properties>
-</file>
-
 <file path=customXml/itemProps1.xml><?xml version="1.0" encoding="utf-8"?>
 <ds:datastoreItem xmlns:ds="http://schemas.openxmlformats.org/officeDocument/2006/customXml" ds:itemID="{55AF091B-3C7A-41E3-B477-F2FDAA23CFDA}">
   <ds:schemaRefs>
@@ -14400,6 +14432,31 @@
 </file>
 
 <file path=customXml/itemProps2.xml><?xml version="1.0" encoding="utf-8"?>
+<ds:datastoreItem xmlns:ds="http://schemas.openxmlformats.org/officeDocument/2006/customXml" ds:itemID="{5B7B5873-BEF7-4EF9-B783-7B50266FE496}">
+  <ds:schemaRefs>
+    <ds:schemaRef ds:uri="http://schemas.microsoft.com/office/2006/metadata/properties"/>
+    <ds:schemaRef ds:uri="http://schemas.microsoft.com/office/infopath/2007/PartnerControls"/>
+  </ds:schemaRefs>
+</ds:datastoreItem>
+</file>
+
+<file path=customXml/itemProps3.xml><?xml version="1.0" encoding="utf-8"?>
+<ds:datastoreItem xmlns:ds="http://schemas.openxmlformats.org/officeDocument/2006/customXml" ds:itemID="{028C5B15-B524-4B7C-9DF0-F573AFD0F54E}">
+  <ds:schemaRefs>
+    <ds:schemaRef ds:uri="http://schemas.openxmlformats.org/officeDocument/2006/bibliography"/>
+  </ds:schemaRefs>
+</ds:datastoreItem>
+</file>
+
+<file path=customXml/itemProps4.xml><?xml version="1.0" encoding="utf-8"?>
+<ds:datastoreItem xmlns:ds="http://schemas.openxmlformats.org/officeDocument/2006/customXml" ds:itemID="{4EF1E242-F579-4982-B8CC-2FBF33737424}">
+  <ds:schemaRefs>
+    <ds:schemaRef ds:uri="http://schemas.microsoft.com/sharepoint/v3/contenttype/forms"/>
+  </ds:schemaRefs>
+</ds:datastoreItem>
+</file>
+
+<file path=customXml/itemProps5.xml><?xml version="1.0" encoding="utf-8"?>
 <ds:datastoreItem xmlns:ds="http://schemas.openxmlformats.org/officeDocument/2006/customXml" ds:itemID="{14D1F39E-8B56-417C-B337-6A9061C37D5D}">
   <ds:schemaRefs>
     <ds:schemaRef ds:uri="http://schemas.microsoft.com/office/2006/metadata/contentType"/>
@@ -14415,29 +14472,4 @@
     <ds:schemaRef ds:uri="http://schemas.microsoft.com/internal/obd"/>
   </ds:schemaRefs>
 </ds:datastoreItem>
-</file>
-
-<file path=customXml/itemProps3.xml><?xml version="1.0" encoding="utf-8"?>
-<ds:datastoreItem xmlns:ds="http://schemas.openxmlformats.org/officeDocument/2006/customXml" ds:itemID="{4EF1E242-F579-4982-B8CC-2FBF33737424}">
-  <ds:schemaRefs>
-    <ds:schemaRef ds:uri="http://schemas.microsoft.com/sharepoint/v3/contenttype/forms"/>
-  </ds:schemaRefs>
-</ds:datastoreItem>
-</file>
-
-<file path=customXml/itemProps4.xml><?xml version="1.0" encoding="utf-8"?>
-<ds:datastoreItem xmlns:ds="http://schemas.openxmlformats.org/officeDocument/2006/customXml" ds:itemID="{028C5B15-B524-4B7C-9DF0-F573AFD0F54E}">
-  <ds:schemaRefs>
-    <ds:schemaRef ds:uri="http://schemas.openxmlformats.org/officeDocument/2006/bibliography"/>
-  </ds:schemaRefs>
-</ds:datastoreItem>
-</file>
-
-<file path=customXml/itemProps5.xml><?xml version="1.0" encoding="utf-8"?>
-<ds:datastoreItem xmlns:ds="http://schemas.openxmlformats.org/officeDocument/2006/customXml" ds:itemID="{5B7B5873-BEF7-4EF9-B783-7B50266FE496}">
-  <ds:schemaRefs>
-    <ds:schemaRef ds:uri="http://schemas.microsoft.com/office/2006/metadata/properties"/>
-    <ds:schemaRef ds:uri="http://schemas.microsoft.com/office/infopath/2007/PartnerControls"/>
-  </ds:schemaRefs>
-</ds:datastoreItem>
 </file>